--- a/BiomedicalDataScience_Syllabus.docx
+++ b/BiomedicalDataScience_Syllabus.docx
@@ -18,7 +18,7 @@
         <w:t xml:space="preserve">Spring 2026, April-June</w:t>
       </w:r>
     </w:p>
-    <w:bookmarkStart w:id="20" w:name="course-description"/>
+    <w:bookmarkStart w:id="9" w:name="course-description"/>
     <w:p>
       <w:pPr>
         <w:pStyle w:val="Heading2"/>
@@ -35,8 +35,8 @@
         <w:t xml:space="preserve">This course introduces methods and tools for biomedical data analysis, focusing on basic and intermediate bioinformatics and statistical techniques used in high-throughput biology. Topics include sequencing data preprocessing and quality control, genome-wide association studies, gene expression and proteomics, epigenetics, metagenomics, and imaging data analysis. For each topic, we will review relevant analytical methods and procedures, with hands-on coding exercises to reinforce concepts. Examples will be drawn from a variety of molecular biology and biomedical research applications. Students are expected to use R and GitHub throughout the course.</w:t>
       </w:r>
     </w:p>
-    <w:bookmarkEnd w:id="20"/>
-    <w:bookmarkStart w:id="21" w:name="course-objectives"/>
+    <w:bookmarkEnd w:id="9"/>
+    <w:bookmarkStart w:id="10" w:name="course-objectives"/>
     <w:p>
       <w:pPr>
         <w:pStyle w:val="Heading2"/>
@@ -101,8 +101,8 @@
         <w:t xml:space="preserve">Apply core principles of data sharing, reproducibility, and open science</w:t>
       </w:r>
     </w:p>
-    <w:bookmarkEnd w:id="21"/>
-    <w:bookmarkStart w:id="22" w:name="prerequisites"/>
+    <w:bookmarkEnd w:id="10"/>
+    <w:bookmarkStart w:id="11" w:name="prerequisites"/>
     <w:p>
       <w:pPr>
         <w:pStyle w:val="Heading2"/>
@@ -119,8 +119,8 @@
         <w:t xml:space="preserve">A working knowledge and experience with R, GitHub, and Unix is required. Students are required to complete GSND 5345Q (Fundamentals of Data Science) prior to taking this course, or have equivalent experience. An introductory course in statistics or biostatistics is also recommended (e.g., GSND 5135Q or MSBS N5030), or comparable experience in statistical analysis. Students without sufficient background in coding or statistics are expected to acquire these skills before the course begins. Please contact Dr. Johnson for a list of required proficiencies and available asynchronous resources to help build the necessary programming and statistical foundations.</w:t>
       </w:r>
     </w:p>
-    <w:bookmarkEnd w:id="22"/>
-    <w:bookmarkStart w:id="23" w:name="course-format"/>
+    <w:bookmarkEnd w:id="11"/>
+    <w:bookmarkStart w:id="12" w:name="course-format"/>
     <w:p>
       <w:pPr>
         <w:pStyle w:val="Heading2"/>
@@ -137,8 +137,8 @@
         <w:t xml:space="preserve">This class will be taught virtually using a synchronous remote modality, although students will be provided a classroom to gather for each lecture. A co-instructor will be present in the classroom for each lecture. Class will occur Mondays and Wednesdays from 12:00pm-1:50pm. Courses may also be recorded and made available for students who need to miss classes due to personal reasons, illness, or research related needs.</w:t>
       </w:r>
     </w:p>
-    <w:bookmarkEnd w:id="23"/>
-    <w:bookmarkStart w:id="25" w:name="zoom-link-and-classroom"/>
+    <w:bookmarkEnd w:id="12"/>
+    <w:bookmarkStart w:id="14" w:name="zoom-link-and-classroom"/>
     <w:p>
       <w:pPr>
         <w:pStyle w:val="Heading2"/>
@@ -157,7 +157,7 @@
       <w:r>
         <w:t xml:space="preserve"> </w:t>
       </w:r>
-      <w:hyperlink r:id="rId24">
+      <w:hyperlink r:id="rId13">
         <w:r>
           <w:rPr>
             <w:rStyle w:val="Hyperlink"/>
@@ -171,11 +171,11 @@
         <w:pStyle w:val="BodyText"/>
       </w:pPr>
       <w:r>
-        <w:t xml:space="preserve">There will also be available for the students to congregate for each lecture, with a co-instructor present. The room for this semester is TBD.</w:t>
-      </w:r>
-    </w:p>
-    <w:bookmarkEnd w:id="25"/>
-    <w:bookmarkStart w:id="28" w:name="faculty-and-staff"/>
+        <w:t xml:space="preserve">There will also be available for the students to congregate for each lecture, with a co-instructor present. The room for this semester is MSB B619.</w:t>
+      </w:r>
+    </w:p>
+    <w:bookmarkEnd w:id="14"/>
+    <w:bookmarkStart w:id="17" w:name="faculty-and-staff"/>
     <w:p>
       <w:pPr>
         <w:pStyle w:val="Heading2"/>
@@ -200,7 +200,7 @@
       <w:r>
         <w:t xml:space="preserve"> </w:t>
       </w:r>
-      <w:hyperlink r:id="rId26">
+      <w:hyperlink r:id="rId15">
         <w:r>
           <w:rPr>
             <w:rStyle w:val="Hyperlink"/>
@@ -215,7 +215,7 @@
         <w:t xml:space="preserve">Cell Phone: (801) 472-6951</w:t>
       </w:r>
     </w:p>
-    <w:bookmarkStart w:id="27" w:name="office-hours"/>
+    <w:bookmarkStart w:id="16" w:name="office-hours"/>
     <w:p>
       <w:pPr>
         <w:pStyle w:val="Heading3"/>
@@ -242,9 +242,9 @@
         <w:t xml:space="preserve">Dr. Johnson will be available virtually by appointment only. Email or text him any time to set up a time to meet!</w:t>
       </w:r>
     </w:p>
-    <w:bookmarkEnd w:id="27"/>
-    <w:bookmarkEnd w:id="28"/>
-    <w:bookmarkStart w:id="46" w:name="github-repository"/>
+    <w:bookmarkEnd w:id="16"/>
+    <w:bookmarkEnd w:id="17"/>
+    <w:bookmarkStart w:id="35" w:name="github-repository"/>
     <w:p>
       <w:pPr>
         <w:pStyle w:val="Heading2"/>
@@ -263,7 +263,7 @@
       <w:r>
         <w:t xml:space="preserve"> </w:t>
       </w:r>
-      <w:hyperlink r:id="rId29">
+      <w:hyperlink r:id="rId18">
         <w:r>
           <w:rPr>
             <w:rStyle w:val="Hyperlink"/>
@@ -275,7 +275,7 @@
         <w:t xml:space="preserve">. This page will contain all information in this syllabus plus more. Homework assignments and other information pertinent to this course will be posted on this web site, which will be updated frequently, so you should visit it regularly.</w:t>
       </w:r>
     </w:p>
-    <w:bookmarkStart w:id="30" w:name="canvas"/>
+    <w:bookmarkStart w:id="19" w:name="canvas"/>
     <w:p>
       <w:pPr>
         <w:pStyle w:val="Heading3"/>
@@ -292,8 +292,8 @@
         <w:t xml:space="preserve">There will also be a Canvas course page for this course. This is where you will be able to access links to past lectures, and also turn in your homework (and track your HW grades). The rest of the course materials will only be posted on GitHub.</w:t>
       </w:r>
     </w:p>
-    <w:bookmarkEnd w:id="30"/>
-    <w:bookmarkStart w:id="36" w:name="course-textbooks"/>
+    <w:bookmarkEnd w:id="19"/>
+    <w:bookmarkStart w:id="25" w:name="course-textbooks"/>
     <w:p>
       <w:pPr>
         <w:pStyle w:val="Heading3"/>
@@ -331,7 +331,7 @@
       <w:r>
         <w:t xml:space="preserve"> </w:t>
       </w:r>
-      <w:hyperlink r:id="rId31">
+      <w:hyperlink r:id="rId20">
         <w:r>
           <w:rPr>
             <w:rStyle w:val="Hyperlink"/>
@@ -361,7 +361,7 @@
       <w:r>
         <w:t xml:space="preserve"> </w:t>
       </w:r>
-      <w:hyperlink r:id="rId32">
+      <w:hyperlink r:id="rId21">
         <w:r>
           <w:rPr>
             <w:rStyle w:val="Hyperlink"/>
@@ -391,7 +391,7 @@
       <w:r>
         <w:t xml:space="preserve"> </w:t>
       </w:r>
-      <w:hyperlink r:id="rId33">
+      <w:hyperlink r:id="rId22">
         <w:r>
           <w:rPr>
             <w:rStyle w:val="Hyperlink"/>
@@ -421,7 +421,7 @@
       <w:r>
         <w:t xml:space="preserve"> </w:t>
       </w:r>
-      <w:hyperlink r:id="rId34">
+      <w:hyperlink r:id="rId23">
         <w:r>
           <w:rPr>
             <w:rStyle w:val="Hyperlink"/>
@@ -454,7 +454,7 @@
       <w:r>
         <w:t xml:space="preserve"> </w:t>
       </w:r>
-      <w:hyperlink r:id="rId35">
+      <w:hyperlink r:id="rId24">
         <w:r>
           <w:rPr>
             <w:rStyle w:val="Hyperlink"/>
@@ -463,8 +463,8 @@
         </w:r>
       </w:hyperlink>
     </w:p>
-    <w:bookmarkEnd w:id="36"/>
-    <w:bookmarkStart w:id="39" w:name="evaluation-methods-course-grading"/>
+    <w:bookmarkEnd w:id="25"/>
+    <w:bookmarkStart w:id="28" w:name="evaluation-methods-course-grading"/>
     <w:p>
       <w:pPr>
         <w:pStyle w:val="Heading3"/>
@@ -473,7 +473,7 @@
         <w:t xml:space="preserve">EVALUATION METHODS &amp; COURSE GRADING</w:t>
       </w:r>
     </w:p>
-    <w:bookmarkStart w:id="37" w:name="assessmentevaluation"/>
+    <w:bookmarkStart w:id="26" w:name="assessmentevaluation"/>
     <w:p>
       <w:pPr>
         <w:pStyle w:val="Heading4"/>
@@ -490,8 +490,8 @@
         <w:t xml:space="preserve">This course is a hands-on, project-based course. You will be graded based on homework assignments/mini projects (70%) and your final project (30%; there will be no final exam). Homework assignments and mini projects will be usually assigned at the beginning of each week and will be due by Wednesday of the week after the material is covered. However, please plan to be flexible on due dates based on the material covered in class.</w:t>
       </w:r>
     </w:p>
-    <w:bookmarkEnd w:id="37"/>
-    <w:bookmarkStart w:id="38" w:name="course-grading"/>
+    <w:bookmarkEnd w:id="26"/>
+    <w:bookmarkStart w:id="27" w:name="course-grading"/>
     <w:p>
       <w:pPr>
         <w:pStyle w:val="Heading4"/>
@@ -704,9 +704,9 @@
         </w:tc>
       </w:tr>
     </w:tbl>
-    <w:bookmarkEnd w:id="38"/>
-    <w:bookmarkEnd w:id="39"/>
-    <w:bookmarkStart w:id="40" w:name="attendance"/>
+    <w:bookmarkEnd w:id="27"/>
+    <w:bookmarkEnd w:id="28"/>
+    <w:bookmarkStart w:id="29" w:name="attendance"/>
     <w:p>
       <w:pPr>
         <w:pStyle w:val="Heading3"/>
@@ -723,8 +723,8 @@
         <w:t xml:space="preserve">This course is being taught through a synchronous remote modality through Zoom. Attendance is mandatory; lecture recordings will only be available to students with university approved absences or pre-approved special circumstances. If you are sick or have any other justified reason to miss a lecture, please reach out to Dr. Johnson in advance and you will be reasonably accommodated.</w:t>
       </w:r>
     </w:p>
-    <w:bookmarkEnd w:id="40"/>
-    <w:bookmarkStart w:id="41" w:name="workload"/>
+    <w:bookmarkEnd w:id="29"/>
+    <w:bookmarkStart w:id="30" w:name="workload"/>
     <w:p>
       <w:pPr>
         <w:pStyle w:val="Heading3"/>
@@ -741,8 +741,8 @@
         <w:t xml:space="preserve">This is an 8-week, 2.0 credit class near the end of Spring 2025. In general, you should expect four hours of in class each week, and two hours outside of class for every hour in class.</w:t>
       </w:r>
     </w:p>
-    <w:bookmarkEnd w:id="41"/>
-    <w:bookmarkStart w:id="42" w:name="other-help"/>
+    <w:bookmarkEnd w:id="30"/>
+    <w:bookmarkStart w:id="31" w:name="other-help"/>
     <w:p>
       <w:pPr>
         <w:pStyle w:val="Heading3"/>
@@ -775,8 +775,8 @@
         <w:t xml:space="preserve">encourage you to contact early me if you have difficulty with the material. This course builds on material from prior lectures, so do not fall behind! My job is to help you understand the material as well as possible, and I am flexible with meeting times.</w:t>
       </w:r>
     </w:p>
-    <w:bookmarkEnd w:id="42"/>
-    <w:bookmarkStart w:id="44" w:name="academic-integrity"/>
+    <w:bookmarkEnd w:id="31"/>
+    <w:bookmarkStart w:id="33" w:name="academic-integrity"/>
     <w:p>
       <w:pPr>
         <w:pStyle w:val="Heading3"/>
@@ -792,7 +792,7 @@
       <w:r>
         <w:t xml:space="preserve">You are expected to have read and follow the guidelines at the university’s academic integrity website (</w:t>
       </w:r>
-      <w:hyperlink r:id="rId43">
+      <w:hyperlink r:id="rId32">
         <w:r>
           <w:rPr>
             <w:rStyle w:val="Hyperlink"/>
@@ -868,8 +868,8 @@
         <w:br w:type="page"/>
       </w:r>
     </w:p>
-    <w:bookmarkEnd w:id="44"/>
-    <w:bookmarkStart w:id="45" w:name="Xb445eeffe597b6da678441faaf2161d7d3158e0"/>
+    <w:bookmarkEnd w:id="33"/>
+    <w:bookmarkStart w:id="34" w:name="Xb445eeffe597b6da678441faaf2161d7d3158e0"/>
     <w:p>
       <w:pPr>
         <w:pStyle w:val="Heading3"/>
@@ -1192,8 +1192,8 @@
         <w:t xml:space="preserve">6/10/26: Pattern recognition and machine learning</w:t>
       </w:r>
     </w:p>
-    <w:bookmarkEnd w:id="45"/>
-    <w:bookmarkEnd w:id="46"/>
+    <w:bookmarkEnd w:id="34"/>
+    <w:bookmarkEnd w:id="35"/>
     <w:sectPr>
       <w:footnotePr>
         <w:numRestart w:val="eachSect"/>
@@ -1590,10 +1590,10 @@
   <w:docDefaults>
     <w:rPrDefault>
       <w:rPr>
-        <w:rFonts w:asciiTheme="minorHAnsi" w:cstheme="minorBidi" w:eastAsiaTheme="minorHAnsi" w:hAnsiTheme="minorHAnsi"/>
+        <w:rFonts w:asciiTheme="minorHAnsi" w:cstheme="minorBidi" w:eastAsiaTheme="minorEastAsia" w:hAnsiTheme="minorHAnsi"/>
         <w:sz w:val="24"/>
         <w:szCs w:val="24"/>
-        <w:lang w:bidi="ar-SA" w:eastAsia="en-US" w:val="en-US"/>
+        <w:lang w:bidi="ar-SA" w:eastAsia="zh-CN" w:val="en-US"/>
       </w:rPr>
     </w:rPrDefault>
     <w:pPrDefault>
@@ -2134,13 +2134,6 @@
       </w:tblCellMar>
     </w:tblPr>
     <w:tblStylePr w:type="firstRow">
-      <w:tblPr>
-        <w:jc w:val="left"/>
-        <w:tblInd w:type="dxa" w:w="0"/>
-      </w:tblPr>
-      <w:trPr>
-        <w:jc w:val="left"/>
-      </w:trPr>
       <w:tcPr>
         <w:tcBorders>
           <w:bottom w:val="single"/>
